--- a/Course Materials/Calc 3/Notes/Ch. 2 (Vector-Valued Functions)/2.2 Calculus of Vector-Valued Functions_Notes.docx
+++ b/Course Materials/Calc 3/Notes/Ch. 2 (Vector-Valued Functions)/2.2 Calculus of Vector-Valued Functions_Notes.docx
@@ -103,10 +103,10 @@
             <v:path o:extrusionok="f" gradientshapeok="t" o:connecttype="rect"/>
             <o:lock v:ext="edit" aspectratio="t"/>
           </v:shapetype>
-          <v:shape id="_x0000_i1025" type="#_x0000_t75" style="width:23.3pt;height:19.25pt" o:ole="">
+          <v:shape id="_x0000_i1025" type="#_x0000_t75" style="width:23.25pt;height:19.5pt" o:ole="">
             <v:imagedata r:id="rId8" o:title=""/>
           </v:shape>
-          <o:OLEObject Type="Embed" ProgID="Equation.DSMT4" ShapeID="_x0000_i1025" DrawAspect="Content" ObjectID="_1846091134" r:id="rId9"/>
+          <o:OLEObject Type="Embed" ProgID="Equation.DSMT4" ShapeID="_x0000_i1025" DrawAspect="Content" ObjectID="_1850530166" r:id="rId9"/>
         </w:object>
       </w:r>
       <w:r>
@@ -150,10 +150,10 @@
           <w:szCs w:val="24"/>
         </w:rPr>
         <w:object w:dxaOrig="1120" w:dyaOrig="320" w14:anchorId="31D7CEAD">
-          <v:shape id="_x0000_i1026" type="#_x0000_t75" style="width:55.8pt;height:16.25pt" o:ole="">
+          <v:shape id="_x0000_i1026" type="#_x0000_t75" style="width:55.5pt;height:16.5pt" o:ole="">
             <v:imagedata r:id="rId10" o:title=""/>
           </v:shape>
-          <o:OLEObject Type="Embed" ProgID="Equation.DSMT4" ShapeID="_x0000_i1026" DrawAspect="Content" ObjectID="_1846091135" r:id="rId11"/>
+          <o:OLEObject Type="Embed" ProgID="Equation.DSMT4" ShapeID="_x0000_i1026" DrawAspect="Content" ObjectID="_1850530167" r:id="rId11"/>
         </w:object>
       </w:r>
       <w:r>
@@ -296,10 +296,10 @@
           <w:szCs w:val="24"/>
         </w:rPr>
         <w:object w:dxaOrig="480" w:dyaOrig="400" w14:anchorId="31D7CEB0">
-          <v:shape id="_x0000_i1027" type="#_x0000_t75" style="width:23.3pt;height:19.25pt" o:ole="">
+          <v:shape id="_x0000_i1027" type="#_x0000_t75" style="width:23.25pt;height:19.5pt" o:ole="">
             <v:imagedata r:id="rId8" o:title=""/>
           </v:shape>
-          <o:OLEObject Type="Embed" ProgID="Equation.DSMT4" ShapeID="_x0000_i1027" DrawAspect="Content" ObjectID="_1846091136" r:id="rId13"/>
+          <o:OLEObject Type="Embed" ProgID="Equation.DSMT4" ShapeID="_x0000_i1027" DrawAspect="Content" ObjectID="_1850530168" r:id="rId13"/>
         </w:object>
       </w:r>
       <w:r>
@@ -427,10 +427,10 @@
                 <w:szCs w:val="24"/>
               </w:rPr>
               <w:object w:dxaOrig="480" w:dyaOrig="400" w14:anchorId="31D7CEB1">
-                <v:shape id="_x0000_i1028" type="#_x0000_t75" style="width:23.3pt;height:19.25pt" o:ole="">
+                <v:shape id="_x0000_i1028" type="#_x0000_t75" style="width:23.25pt;height:19.5pt" o:ole="">
                   <v:imagedata r:id="rId8" o:title=""/>
                 </v:shape>
-                <o:OLEObject Type="Embed" ProgID="Equation.DSMT4" ShapeID="_x0000_i1028" DrawAspect="Content" ObjectID="_1846091137" r:id="rId14"/>
+                <o:OLEObject Type="Embed" ProgID="Equation.DSMT4" ShapeID="_x0000_i1028" DrawAspect="Content" ObjectID="_1850530169" r:id="rId14"/>
               </w:object>
             </w:r>
             <w:r>
@@ -511,10 +511,10 @@
                 <w:szCs w:val="24"/>
               </w:rPr>
               <w:object w:dxaOrig="1219" w:dyaOrig="460" w14:anchorId="31D7CEB2">
-                <v:shape id="_x0000_i1029" type="#_x0000_t75" style="width:60.85pt;height:22.3pt" o:ole="">
+                <v:shape id="_x0000_i1029" type="#_x0000_t75" style="width:60.75pt;height:22.5pt" o:ole="">
                   <v:imagedata r:id="rId15" o:title=""/>
                 </v:shape>
-                <o:OLEObject Type="Embed" ProgID="Equation.DSMT4" ShapeID="_x0000_i1029" DrawAspect="Content" ObjectID="_1846091138" r:id="rId16"/>
+                <o:OLEObject Type="Embed" ProgID="Equation.DSMT4" ShapeID="_x0000_i1029" DrawAspect="Content" ObjectID="_1850530170" r:id="rId16"/>
               </w:object>
             </w:r>
           </w:p>
@@ -554,10 +554,10 @@
                 <w:szCs w:val="24"/>
               </w:rPr>
               <w:object w:dxaOrig="1700" w:dyaOrig="480" w14:anchorId="31D7CEB3">
-                <v:shape id="_x0000_i1030" type="#_x0000_t75" style="width:85.15pt;height:23.3pt" o:ole="">
+                <v:shape id="_x0000_i1030" type="#_x0000_t75" style="width:85.5pt;height:23.25pt" o:ole="">
                   <v:imagedata r:id="rId17" o:title=""/>
                 </v:shape>
-                <o:OLEObject Type="Embed" ProgID="Equation.DSMT4" ShapeID="_x0000_i1030" DrawAspect="Content" ObjectID="_1846091139" r:id="rId18"/>
+                <o:OLEObject Type="Embed" ProgID="Equation.DSMT4" ShapeID="_x0000_i1030" DrawAspect="Content" ObjectID="_1850530171" r:id="rId18"/>
               </w:object>
             </w:r>
           </w:p>
@@ -706,10 +706,10 @@
           <w:szCs w:val="24"/>
         </w:rPr>
         <w:object w:dxaOrig="480" w:dyaOrig="400" w14:anchorId="31D7CEB6">
-          <v:shape id="_x0000_i1031" type="#_x0000_t75" style="width:23.3pt;height:19.25pt" o:ole="">
+          <v:shape id="_x0000_i1031" type="#_x0000_t75" style="width:23.25pt;height:19.5pt" o:ole="">
             <v:imagedata r:id="rId8" o:title=""/>
           </v:shape>
-          <o:OLEObject Type="Embed" ProgID="Equation.DSMT4" ShapeID="_x0000_i1031" DrawAspect="Content" ObjectID="_1846091140" r:id="rId20"/>
+          <o:OLEObject Type="Embed" ProgID="Equation.DSMT4" ShapeID="_x0000_i1031" DrawAspect="Content" ObjectID="_1850530172" r:id="rId20"/>
         </w:object>
       </w:r>
       <w:r>
@@ -836,10 +836,10 @@
           <w:szCs w:val="24"/>
         </w:rPr>
         <w:object w:dxaOrig="480" w:dyaOrig="400" w14:anchorId="31D7CEB7">
-          <v:shape id="_x0000_i1032" type="#_x0000_t75" style="width:23.3pt;height:19.25pt" o:ole="">
+          <v:shape id="_x0000_i1032" type="#_x0000_t75" style="width:23.25pt;height:19.5pt" o:ole="">
             <v:imagedata r:id="rId8" o:title=""/>
           </v:shape>
-          <o:OLEObject Type="Embed" ProgID="Equation.DSMT4" ShapeID="_x0000_i1032" DrawAspect="Content" ObjectID="_1846091141" r:id="rId21"/>
+          <o:OLEObject Type="Embed" ProgID="Equation.DSMT4" ShapeID="_x0000_i1032" DrawAspect="Content" ObjectID="_1850530173" r:id="rId21"/>
         </w:object>
       </w:r>
       <w:r>
@@ -860,10 +860,10 @@
           <w:szCs w:val="24"/>
         </w:rPr>
         <w:object w:dxaOrig="480" w:dyaOrig="400" w14:anchorId="31D7CEB8">
-          <v:shape id="_x0000_i1033" type="#_x0000_t75" style="width:23.3pt;height:19.25pt" o:ole="">
+          <v:shape id="_x0000_i1033" type="#_x0000_t75" style="width:23.25pt;height:19.5pt" o:ole="">
             <v:imagedata r:id="rId8" o:title=""/>
           </v:shape>
-          <o:OLEObject Type="Embed" ProgID="Equation.DSMT4" ShapeID="_x0000_i1033" DrawAspect="Content" ObjectID="_1846091142" r:id="rId22"/>
+          <o:OLEObject Type="Embed" ProgID="Equation.DSMT4" ShapeID="_x0000_i1033" DrawAspect="Content" ObjectID="_1850530174" r:id="rId22"/>
         </w:object>
       </w:r>
       <w:r>
@@ -992,10 +992,10 @@
                 <w:szCs w:val="24"/>
               </w:rPr>
               <w:object w:dxaOrig="2240" w:dyaOrig="400" w14:anchorId="31D7CEB9">
-                <v:shape id="_x0000_i1034" type="#_x0000_t75" style="width:112.55pt;height:19.25pt" o:ole="">
+                <v:shape id="_x0000_i1034" type="#_x0000_t75" style="width:112.5pt;height:19.5pt" o:ole="">
                   <v:imagedata r:id="rId23" o:title=""/>
                 </v:shape>
-                <o:OLEObject Type="Embed" ProgID="Equation.DSMT4" ShapeID="_x0000_i1034" DrawAspect="Content" ObjectID="_1846091143" r:id="rId24"/>
+                <o:OLEObject Type="Embed" ProgID="Equation.DSMT4" ShapeID="_x0000_i1034" DrawAspect="Content" ObjectID="_1850530175" r:id="rId24"/>
               </w:object>
             </w:r>
             <w:r>
@@ -1014,10 +1014,10 @@
                 <w:szCs w:val="24"/>
               </w:rPr>
               <w:object w:dxaOrig="820" w:dyaOrig="460" w14:anchorId="31D7CEBA">
-                <v:shape id="_x0000_i1035" type="#_x0000_t75" style="width:40.55pt;height:23.3pt" o:ole="">
+                <v:shape id="_x0000_i1035" type="#_x0000_t75" style="width:40.5pt;height:23.25pt" o:ole="">
                   <v:imagedata r:id="rId25" o:title=""/>
                 </v:shape>
-                <o:OLEObject Type="Embed" ProgID="Equation.DSMT4" ShapeID="_x0000_i1035" DrawAspect="Content" ObjectID="_1846091144" r:id="rId26"/>
+                <o:OLEObject Type="Embed" ProgID="Equation.DSMT4" ShapeID="_x0000_i1035" DrawAspect="Content" ObjectID="_1850530176" r:id="rId26"/>
               </w:object>
             </w:r>
             <w:r>
@@ -1047,10 +1047,10 @@
                 <w:szCs w:val="24"/>
               </w:rPr>
               <w:object w:dxaOrig="3660" w:dyaOrig="520" w14:anchorId="31D7CEBB">
-                <v:shape id="_x0000_i1036" type="#_x0000_t75" style="width:182.65pt;height:25.35pt" o:ole="">
+                <v:shape id="_x0000_i1036" type="#_x0000_t75" style="width:183pt;height:25.5pt" o:ole="">
                   <v:imagedata r:id="rId27" o:title=""/>
                 </v:shape>
-                <o:OLEObject Type="Embed" ProgID="Equation.DSMT4" ShapeID="_x0000_i1036" DrawAspect="Content" ObjectID="_1846091145" r:id="rId28"/>
+                <o:OLEObject Type="Embed" ProgID="Equation.DSMT4" ShapeID="_x0000_i1036" DrawAspect="Content" ObjectID="_1850530177" r:id="rId28"/>
               </w:object>
             </w:r>
             <w:r>
@@ -1190,10 +1190,10 @@
                 <w:szCs w:val="24"/>
               </w:rPr>
               <w:object w:dxaOrig="480" w:dyaOrig="400" w14:anchorId="31D7CEBC">
-                <v:shape id="_x0000_i1037" type="#_x0000_t75" style="width:23.3pt;height:19.25pt" o:ole="">
+                <v:shape id="_x0000_i1037" type="#_x0000_t75" style="width:23.25pt;height:19.5pt" o:ole="">
                   <v:imagedata r:id="rId29" o:title=""/>
                 </v:shape>
-                <o:OLEObject Type="Embed" ProgID="Equation.DSMT4" ShapeID="_x0000_i1037" DrawAspect="Content" ObjectID="_1846091146" r:id="rId30"/>
+                <o:OLEObject Type="Embed" ProgID="Equation.DSMT4" ShapeID="_x0000_i1037" DrawAspect="Content" ObjectID="_1850530178" r:id="rId30"/>
               </w:object>
             </w:r>
             <w:r>
@@ -1213,6 +1213,7 @@
               </w:rPr>
               <w:t xml:space="preserve">continuous at </w:t>
             </w:r>
+            <w:proofErr w:type="spellStart"/>
             <w:r>
               <w:rPr>
                 <w:rFonts w:ascii="Times New Roman" w:hAnsi="Times New Roman" w:cs="Times New Roman"/>
@@ -1223,6 +1224,7 @@
               </w:rPr>
               <w:t>a</w:t>
             </w:r>
+            <w:proofErr w:type="spellEnd"/>
             <w:r>
               <w:rPr>
                 <w:rFonts w:ascii="Times New Roman" w:hAnsi="Times New Roman" w:cs="Times New Roman"/>
@@ -1239,10 +1241,10 @@
                 <w:szCs w:val="24"/>
               </w:rPr>
               <w:object w:dxaOrig="1460" w:dyaOrig="460" w14:anchorId="31D7CEBD">
-                <v:shape id="_x0000_i1038" type="#_x0000_t75" style="width:73pt;height:23.3pt" o:ole="">
+                <v:shape id="_x0000_i1038" type="#_x0000_t75" style="width:72.75pt;height:23.25pt" o:ole="">
                   <v:imagedata r:id="rId31" o:title=""/>
                 </v:shape>
-                <o:OLEObject Type="Embed" ProgID="Equation.DSMT4" ShapeID="_x0000_i1038" DrawAspect="Content" ObjectID="_1846091147" r:id="rId32"/>
+                <o:OLEObject Type="Embed" ProgID="Equation.DSMT4" ShapeID="_x0000_i1038" DrawAspect="Content" ObjectID="_1850530179" r:id="rId32"/>
               </w:object>
             </w:r>
             <w:r>
@@ -1368,6 +1370,7 @@
               </w:rPr>
               <w:t xml:space="preserve"> is continuous at </w:t>
             </w:r>
+            <w:proofErr w:type="spellStart"/>
             <w:r>
               <w:rPr>
                 <w:rFonts w:ascii="Times New Roman" w:hAnsi="Times New Roman" w:cs="Times New Roman"/>
@@ -1377,6 +1380,7 @@
               </w:rPr>
               <w:t>a</w:t>
             </w:r>
+            <w:proofErr w:type="spellEnd"/>
             <w:r>
               <w:rPr>
                 <w:rFonts w:ascii="Times New Roman" w:hAnsi="Times New Roman" w:cs="Times New Roman"/>
@@ -1460,10 +1464,10 @@
           <w:szCs w:val="24"/>
         </w:rPr>
         <w:object w:dxaOrig="1100" w:dyaOrig="320" w14:anchorId="31D7CEBE">
-          <v:shape id="_x0000_i1039" type="#_x0000_t75" style="width:55.75pt;height:16.25pt" o:ole="">
+          <v:shape id="_x0000_i1039" type="#_x0000_t75" style="width:55.5pt;height:16.5pt" o:ole="">
             <v:imagedata r:id="rId33" o:title=""/>
           </v:shape>
-          <o:OLEObject Type="Embed" ProgID="Equation.DSMT4" ShapeID="_x0000_i1039" DrawAspect="Content" ObjectID="_1846091148" r:id="rId34"/>
+          <o:OLEObject Type="Embed" ProgID="Equation.DSMT4" ShapeID="_x0000_i1039" DrawAspect="Content" ObjectID="_1850530180" r:id="rId34"/>
         </w:object>
       </w:r>
       <w:r>
@@ -1541,10 +1545,10 @@
           <w:szCs w:val="24"/>
         </w:rPr>
         <w:object w:dxaOrig="3960" w:dyaOrig="800" w14:anchorId="31D7CEBF">
-          <v:shape id="_x0000_i1040" type="#_x0000_t75" style="width:198.8pt;height:38.55pt" o:ole="">
+          <v:shape id="_x0000_i1040" type="#_x0000_t75" style="width:198.75pt;height:38.25pt" o:ole="">
             <v:imagedata r:id="rId35" o:title=""/>
           </v:shape>
-          <o:OLEObject Type="Embed" ProgID="Equation.DSMT4" ShapeID="_x0000_i1040" DrawAspect="Content" ObjectID="_1846091149" r:id="rId36"/>
+          <o:OLEObject Type="Embed" ProgID="Equation.DSMT4" ShapeID="_x0000_i1040" DrawAspect="Content" ObjectID="_1850530181" r:id="rId36"/>
         </w:object>
       </w:r>
       <w:r>
@@ -1585,10 +1589,10 @@
           <w:szCs w:val="24"/>
         </w:rPr>
         <w:object w:dxaOrig="820" w:dyaOrig="460" w14:anchorId="31D7CEC0">
-          <v:shape id="_x0000_i1041" type="#_x0000_t75" style="width:40.55pt;height:21.3pt" o:ole="">
+          <v:shape id="_x0000_i1041" type="#_x0000_t75" style="width:40.5pt;height:21pt" o:ole="">
             <v:imagedata r:id="rId37" o:title=""/>
           </v:shape>
-          <o:OLEObject Type="Embed" ProgID="Equation.DSMT4" ShapeID="_x0000_i1041" DrawAspect="Content" ObjectID="_1846091150" r:id="rId38"/>
+          <o:OLEObject Type="Embed" ProgID="Equation.DSMT4" ShapeID="_x0000_i1041" DrawAspect="Content" ObjectID="_1850530182" r:id="rId38"/>
         </w:object>
       </w:r>
       <w:r>
@@ -1635,7 +1639,25 @@
           <w:sz w:val="24"/>
           <w:szCs w:val="24"/>
         </w:rPr>
-        <w:t xml:space="preserve">We use definition above the properties of limits from calculus one and l’Hopital’s rule to discover: </w:t>
+        <w:t xml:space="preserve">We use definition above the properties of limits from calculus one and </w:t>
+      </w:r>
+      <w:proofErr w:type="spellStart"/>
+      <w:r>
+        <w:rPr>
+          <w:rFonts w:ascii="Times New Roman" w:hAnsi="Times New Roman" w:cs="Times New Roman"/>
+          <w:sz w:val="24"/>
+          <w:szCs w:val="24"/>
+        </w:rPr>
+        <w:t>l’Hopital’s</w:t>
+      </w:r>
+      <w:proofErr w:type="spellEnd"/>
+      <w:r>
+        <w:rPr>
+          <w:rFonts w:ascii="Times New Roman" w:hAnsi="Times New Roman" w:cs="Times New Roman"/>
+          <w:sz w:val="24"/>
+          <w:szCs w:val="24"/>
+        </w:rPr>
+        <w:t xml:space="preserve"> rule to discover: </w:t>
       </w:r>
       <w:r>
         <w:rPr>
@@ -1645,10 +1667,10 @@
           <w:szCs w:val="24"/>
         </w:rPr>
         <w:object w:dxaOrig="9020" w:dyaOrig="1200" w14:anchorId="31D7CEC1">
-          <v:shape id="_x0000_i1042" type="#_x0000_t75" style="width:451.45pt;height:59.9pt" o:ole="">
+          <v:shape id="_x0000_i1042" type="#_x0000_t75" style="width:451.5pt;height:60pt" o:ole="">
             <v:imagedata r:id="rId39" o:title=""/>
           </v:shape>
-          <o:OLEObject Type="Embed" ProgID="Equation.DSMT4" ShapeID="_x0000_i1042" DrawAspect="Content" ObjectID="_1846091151" r:id="rId40"/>
+          <o:OLEObject Type="Embed" ProgID="Equation.DSMT4" ShapeID="_x0000_i1042" DrawAspect="Content" ObjectID="_1850530183" r:id="rId40"/>
         </w:object>
       </w:r>
     </w:p>
@@ -1764,10 +1786,10 @@
           <w:szCs w:val="24"/>
         </w:rPr>
         <w:object w:dxaOrig="420" w:dyaOrig="320" w14:anchorId="31D7CEC2">
-          <v:shape id="_x0000_i1043" type="#_x0000_t75" style="width:21.3pt;height:16.25pt" o:ole="">
+          <v:shape id="_x0000_i1043" type="#_x0000_t75" style="width:21pt;height:16.5pt" o:ole="">
             <v:imagedata r:id="rId41" o:title=""/>
           </v:shape>
-          <o:OLEObject Type="Embed" ProgID="Equation.DSMT4" ShapeID="_x0000_i1043" DrawAspect="Content" ObjectID="_1846091152" r:id="rId42"/>
+          <o:OLEObject Type="Embed" ProgID="Equation.DSMT4" ShapeID="_x0000_i1043" DrawAspect="Content" ObjectID="_1850530184" r:id="rId42"/>
         </w:object>
       </w:r>
       <w:r>
@@ -1786,10 +1808,10 @@
           <w:szCs w:val="24"/>
         </w:rPr>
         <w:object w:dxaOrig="1380" w:dyaOrig="440" w14:anchorId="31D7CEC3">
-          <v:shape id="_x0000_i1044" type="#_x0000_t75" style="width:68.95pt;height:21.3pt" o:ole="">
+          <v:shape id="_x0000_i1044" type="#_x0000_t75" style="width:69pt;height:21pt" o:ole="">
             <v:imagedata r:id="rId43" o:title=""/>
           </v:shape>
-          <o:OLEObject Type="Embed" ProgID="Equation.DSMT4" ShapeID="_x0000_i1044" DrawAspect="Content" ObjectID="_1846091153" r:id="rId44"/>
+          <o:OLEObject Type="Embed" ProgID="Equation.DSMT4" ShapeID="_x0000_i1044" DrawAspect="Content" ObjectID="_1850530185" r:id="rId44"/>
         </w:object>
       </w:r>
       <w:r>
@@ -1963,10 +1985,10 @@
                 <w:szCs w:val="24"/>
               </w:rPr>
               <w:object w:dxaOrig="3000" w:dyaOrig="660" w14:anchorId="31D7CEC4">
-                <v:shape id="_x0000_i1045" type="#_x0000_t75" style="width:150.15pt;height:33.45pt" o:ole="">
+                <v:shape id="_x0000_i1045" type="#_x0000_t75" style="width:150pt;height:33.75pt" o:ole="">
                   <v:imagedata r:id="rId45" o:title=""/>
                 </v:shape>
-                <o:OLEObject Type="Embed" ProgID="Equation.DSMT4" ShapeID="_x0000_i1045" DrawAspect="Content" ObjectID="_1846091154" r:id="rId46"/>
+                <o:OLEObject Type="Embed" ProgID="Equation.DSMT4" ShapeID="_x0000_i1045" DrawAspect="Content" ObjectID="_1850530186" r:id="rId46"/>
               </w:object>
             </w:r>
             <w:r>
@@ -2107,7 +2129,16 @@
           <w:sz w:val="24"/>
           <w:szCs w:val="24"/>
         </w:rPr>
-        <w:t xml:space="preserve">Intuitively, one can imagine that as </w:t>
+        <w:t xml:space="preserve">Intuitively, one can imagine that </w:t>
+      </w:r>
+      <w:proofErr w:type="spellStart"/>
+      <w:r>
+        <w:rPr>
+          <w:rFonts w:ascii="Times New Roman" w:hAnsi="Times New Roman" w:cs="Times New Roman"/>
+          <w:sz w:val="24"/>
+          <w:szCs w:val="24"/>
+        </w:rPr>
+        <w:t xml:space="preserve">as </w:t>
       </w:r>
       <w:r>
         <w:rPr>
@@ -2118,6 +2149,7 @@
         </w:rPr>
         <w:t>h</w:t>
       </w:r>
+      <w:proofErr w:type="spellEnd"/>
       <w:r>
         <w:rPr>
           <w:rFonts w:ascii="Times New Roman" w:hAnsi="Times New Roman" w:cs="Times New Roman"/>
@@ -2134,10 +2166,10 @@
           <w:szCs w:val="24"/>
         </w:rPr>
         <w:object w:dxaOrig="480" w:dyaOrig="400" w14:anchorId="31D7CEC7">
-          <v:shape id="_x0000_i1046" type="#_x0000_t75" style="width:23.3pt;height:19.25pt" o:ole="">
+          <v:shape id="_x0000_i1046" type="#_x0000_t75" style="width:23.25pt;height:19.5pt" o:ole="">
             <v:imagedata r:id="rId48" o:title=""/>
           </v:shape>
-          <o:OLEObject Type="Embed" ProgID="Equation.DSMT4" ShapeID="_x0000_i1046" DrawAspect="Content" ObjectID="_1846091155" r:id="rId49"/>
+          <o:OLEObject Type="Embed" ProgID="Equation.DSMT4" ShapeID="_x0000_i1046" DrawAspect="Content" ObjectID="_1850530187" r:id="rId49"/>
         </w:object>
       </w:r>
       <w:r>
@@ -2327,10 +2359,10 @@
                 <w:szCs w:val="24"/>
               </w:rPr>
               <w:object w:dxaOrig="840" w:dyaOrig="320" w14:anchorId="31D7CEC8">
-                <v:shape id="_x0000_i1047" type="#_x0000_t75" style="width:41.6pt;height:16.25pt" o:ole="">
+                <v:shape id="_x0000_i1047" type="#_x0000_t75" style="width:41.25pt;height:16.5pt" o:ole="">
                   <v:imagedata r:id="rId50" o:title=""/>
                 </v:shape>
-                <o:OLEObject Type="Embed" ProgID="Equation.DSMT4" ShapeID="_x0000_i1047" DrawAspect="Content" ObjectID="_1846091156" r:id="rId51"/>
+                <o:OLEObject Type="Embed" ProgID="Equation.DSMT4" ShapeID="_x0000_i1047" DrawAspect="Content" ObjectID="_1850530188" r:id="rId51"/>
               </w:object>
             </w:r>
             <w:r>
@@ -2349,10 +2381,10 @@
                 <w:szCs w:val="24"/>
               </w:rPr>
               <w:object w:dxaOrig="480" w:dyaOrig="320" w14:anchorId="31D7CEC9">
-                <v:shape id="_x0000_i1048" type="#_x0000_t75" style="width:23.3pt;height:16.25pt" o:ole="">
+                <v:shape id="_x0000_i1048" type="#_x0000_t75" style="width:23.25pt;height:16.5pt" o:ole="">
                   <v:imagedata r:id="rId52" o:title=""/>
                 </v:shape>
-                <o:OLEObject Type="Embed" ProgID="Equation.DSMT4" ShapeID="_x0000_i1048" DrawAspect="Content" ObjectID="_1846091157" r:id="rId53"/>
+                <o:OLEObject Type="Embed" ProgID="Equation.DSMT4" ShapeID="_x0000_i1048" DrawAspect="Content" ObjectID="_1850530189" r:id="rId53"/>
               </w:object>
             </w:r>
             <w:r>
@@ -2439,10 +2471,10 @@
                 <w:szCs w:val="24"/>
               </w:rPr>
               <w:object w:dxaOrig="420" w:dyaOrig="320" w14:anchorId="31D7CECA">
-                <v:shape id="_x0000_i1049" type="#_x0000_t75" style="width:21.3pt;height:16.25pt" o:ole="">
+                <v:shape id="_x0000_i1049" type="#_x0000_t75" style="width:21pt;height:16.5pt" o:ole="">
                   <v:imagedata r:id="rId54" o:title=""/>
                 </v:shape>
-                <o:OLEObject Type="Embed" ProgID="Equation.DSMT4" ShapeID="_x0000_i1049" DrawAspect="Content" ObjectID="_1846091158" r:id="rId55"/>
+                <o:OLEObject Type="Embed" ProgID="Equation.DSMT4" ShapeID="_x0000_i1049" DrawAspect="Content" ObjectID="_1850530190" r:id="rId55"/>
               </w:object>
             </w:r>
             <w:r>
@@ -2488,6 +2520,7 @@
               </w:rPr>
               <w:t xml:space="preserve"> to </w:t>
             </w:r>
+            <w:proofErr w:type="spellStart"/>
             <w:r>
               <w:rPr>
                 <w:rFonts w:ascii="Times New Roman" w:hAnsi="Times New Roman" w:cs="Times New Roman"/>
@@ -2503,7 +2536,16 @@
                 <w:sz w:val="24"/>
                 <w:szCs w:val="24"/>
               </w:rPr>
-              <w:t xml:space="preserve"> at </w:t>
+              <w:t xml:space="preserve"> at</w:t>
+            </w:r>
+            <w:proofErr w:type="spellEnd"/>
+            <w:r>
+              <w:rPr>
+                <w:rFonts w:ascii="Times New Roman" w:hAnsi="Times New Roman" w:cs="Times New Roman"/>
+                <w:sz w:val="24"/>
+                <w:szCs w:val="24"/>
+              </w:rPr>
+              <w:t xml:space="preserve"> </w:t>
             </w:r>
             <w:r>
               <w:rPr>
@@ -2547,10 +2589,10 @@
                 <w:szCs w:val="24"/>
               </w:rPr>
               <w:object w:dxaOrig="480" w:dyaOrig="320" w14:anchorId="31D7CECB">
-                <v:shape id="_x0000_i1050" type="#_x0000_t75" style="width:23.3pt;height:16.25pt" o:ole="">
+                <v:shape id="_x0000_i1050" type="#_x0000_t75" style="width:23.25pt;height:16.5pt" o:ole="">
                   <v:imagedata r:id="rId52" o:title=""/>
                 </v:shape>
-                <o:OLEObject Type="Embed" ProgID="Equation.DSMT4" ShapeID="_x0000_i1050" DrawAspect="Content" ObjectID="_1846091159" r:id="rId56"/>
+                <o:OLEObject Type="Embed" ProgID="Equation.DSMT4" ShapeID="_x0000_i1050" DrawAspect="Content" ObjectID="_1850530191" r:id="rId56"/>
               </w:object>
             </w:r>
             <w:r>
@@ -2587,10 +2629,10 @@
                 <w:szCs w:val="24"/>
               </w:rPr>
               <w:object w:dxaOrig="1300" w:dyaOrig="700" w14:anchorId="31D7CECC">
-                <v:shape id="_x0000_i1051" type="#_x0000_t75" style="width:64.85pt;height:34.5pt" o:ole="">
+                <v:shape id="_x0000_i1051" type="#_x0000_t75" style="width:64.5pt;height:34.5pt" o:ole="">
                   <v:imagedata r:id="rId57" o:title=""/>
                 </v:shape>
-                <o:OLEObject Type="Embed" ProgID="Equation.DSMT4" ShapeID="_x0000_i1051" DrawAspect="Content" ObjectID="_1846091160" r:id="rId58"/>
+                <o:OLEObject Type="Embed" ProgID="Equation.DSMT4" ShapeID="_x0000_i1051" DrawAspect="Content" ObjectID="_1850530192" r:id="rId58"/>
               </w:object>
             </w:r>
             <w:r>
@@ -2903,10 +2945,10 @@
           <w:szCs w:val="24"/>
         </w:rPr>
         <w:object w:dxaOrig="480" w:dyaOrig="320" w14:anchorId="31D7CED1">
-          <v:shape id="_x0000_i1052" type="#_x0000_t75" style="width:23.3pt;height:16.25pt" o:ole="">
+          <v:shape id="_x0000_i1052" type="#_x0000_t75" style="width:23.25pt;height:16.5pt" o:ole="">
             <v:imagedata r:id="rId52" o:title=""/>
           </v:shape>
-          <o:OLEObject Type="Embed" ProgID="Equation.DSMT4" ShapeID="_x0000_i1052" DrawAspect="Content" ObjectID="_1846091161" r:id="rId61"/>
+          <o:OLEObject Type="Embed" ProgID="Equation.DSMT4" ShapeID="_x0000_i1052" DrawAspect="Content" ObjectID="_1850530193" r:id="rId61"/>
         </w:object>
       </w:r>
       <w:r>
@@ -2986,10 +3028,10 @@
                 <w:szCs w:val="24"/>
               </w:rPr>
               <w:object w:dxaOrig="2180" w:dyaOrig="400" w14:anchorId="31D7CED2">
-                <v:shape id="_x0000_i1053" type="#_x0000_t75" style="width:109.55pt;height:19.25pt" o:ole="">
+                <v:shape id="_x0000_i1053" type="#_x0000_t75" style="width:109.5pt;height:19.5pt" o:ole="">
                   <v:imagedata r:id="rId62" o:title=""/>
                 </v:shape>
-                <o:OLEObject Type="Embed" ProgID="Equation.DSMT4" ShapeID="_x0000_i1053" DrawAspect="Content" ObjectID="_1846091162" r:id="rId63"/>
+                <o:OLEObject Type="Embed" ProgID="Equation.DSMT4" ShapeID="_x0000_i1053" DrawAspect="Content" ObjectID="_1850530194" r:id="rId63"/>
               </w:object>
             </w:r>
             <w:r>
@@ -3000,6 +3042,7 @@
               </w:rPr>
               <w:t xml:space="preserve"> and the component functions of </w:t>
             </w:r>
+            <w:proofErr w:type="spellStart"/>
             <w:r>
               <w:rPr>
                 <w:rFonts w:ascii="Times New Roman" w:hAnsi="Times New Roman" w:cs="Times New Roman"/>
@@ -3015,7 +3058,16 @@
                 <w:sz w:val="24"/>
                 <w:szCs w:val="24"/>
               </w:rPr>
-              <w:t xml:space="preserve"> are differentiable then, </w:t>
+              <w:t xml:space="preserve"> are</w:t>
+            </w:r>
+            <w:proofErr w:type="spellEnd"/>
+            <w:r>
+              <w:rPr>
+                <w:rFonts w:ascii="Times New Roman" w:hAnsi="Times New Roman" w:cs="Times New Roman"/>
+                <w:sz w:val="24"/>
+                <w:szCs w:val="24"/>
+              </w:rPr>
+              <w:t xml:space="preserve"> differentiable then, </w:t>
             </w:r>
             <w:r>
               <w:rPr>
@@ -3025,10 +3077,10 @@
                 <w:szCs w:val="24"/>
               </w:rPr>
               <w:object w:dxaOrig="2400" w:dyaOrig="400" w14:anchorId="31D7CED3">
-                <v:shape id="_x0000_i1054" type="#_x0000_t75" style="width:120.7pt;height:19.25pt" o:ole="">
+                <v:shape id="_x0000_i1054" type="#_x0000_t75" style="width:120.75pt;height:19.5pt" o:ole="">
                   <v:imagedata r:id="rId64" o:title=""/>
                 </v:shape>
-                <o:OLEObject Type="Embed" ProgID="Equation.DSMT4" ShapeID="_x0000_i1054" DrawAspect="Content" ObjectID="_1846091163" r:id="rId65"/>
+                <o:OLEObject Type="Embed" ProgID="Equation.DSMT4" ShapeID="_x0000_i1054" DrawAspect="Content" ObjectID="_1850530195" r:id="rId65"/>
               </w:object>
             </w:r>
             <w:r>
@@ -3118,10 +3170,10 @@
           <w:szCs w:val="24"/>
         </w:rPr>
         <w:object w:dxaOrig="480" w:dyaOrig="320" w14:anchorId="31D7CED4">
-          <v:shape id="_x0000_i1055" type="#_x0000_t75" style="width:23.3pt;height:16.25pt" o:ole="">
+          <v:shape id="_x0000_i1055" type="#_x0000_t75" style="width:23.25pt;height:16.5pt" o:ole="">
             <v:imagedata r:id="rId52" o:title=""/>
           </v:shape>
-          <o:OLEObject Type="Embed" ProgID="Equation.DSMT4" ShapeID="_x0000_i1055" DrawAspect="Content" ObjectID="_1846091164" r:id="rId66"/>
+          <o:OLEObject Type="Embed" ProgID="Equation.DSMT4" ShapeID="_x0000_i1055" DrawAspect="Content" ObjectID="_1850530196" r:id="rId66"/>
         </w:object>
       </w:r>
       <w:r>
@@ -3151,10 +3203,10 @@
           <w:szCs w:val="24"/>
         </w:rPr>
         <w:object w:dxaOrig="7740" w:dyaOrig="2760" w14:anchorId="31D7CED5">
-          <v:shape id="_x0000_i1056" type="#_x0000_t75" style="width:385.45pt;height:137.85pt" o:ole="">
+          <v:shape id="_x0000_i1056" type="#_x0000_t75" style="width:385.5pt;height:138pt" o:ole="">
             <v:imagedata r:id="rId67" o:title=""/>
           </v:shape>
-          <o:OLEObject Type="Embed" ProgID="Equation.DSMT4" ShapeID="_x0000_i1056" DrawAspect="Content" ObjectID="_1846091165" r:id="rId68"/>
+          <o:OLEObject Type="Embed" ProgID="Equation.DSMT4" ShapeID="_x0000_i1056" DrawAspect="Content" ObjectID="_1850530197" r:id="rId68"/>
         </w:object>
       </w:r>
     </w:p>
@@ -3185,6 +3237,7 @@
         </w:rPr>
         <w:t xml:space="preserve">Since the component functions of </w:t>
       </w:r>
+      <w:proofErr w:type="spellStart"/>
       <w:r>
         <w:rPr>
           <w:rFonts w:ascii="Times New Roman" w:hAnsi="Times New Roman" w:cs="Times New Roman"/>
@@ -3200,7 +3253,16 @@
           <w:sz w:val="24"/>
           <w:szCs w:val="24"/>
         </w:rPr>
-        <w:t xml:space="preserve"> are differentiable we know </w:t>
+        <w:t xml:space="preserve"> are</w:t>
+      </w:r>
+      <w:proofErr w:type="spellEnd"/>
+      <w:r>
+        <w:rPr>
+          <w:rFonts w:ascii="Times New Roman" w:hAnsi="Times New Roman" w:cs="Times New Roman"/>
+          <w:sz w:val="24"/>
+          <w:szCs w:val="24"/>
+        </w:rPr>
+        <w:t xml:space="preserve"> differentiable we know </w:t>
       </w:r>
     </w:p>
     <w:p>
@@ -3230,10 +3292,10 @@
           <w:szCs w:val="24"/>
         </w:rPr>
         <w:object w:dxaOrig="7620" w:dyaOrig="680" w14:anchorId="31D7CED6">
-          <v:shape id="_x0000_i1057" type="#_x0000_t75" style="width:381.4pt;height:33.45pt" o:ole="">
+          <v:shape id="_x0000_i1057" type="#_x0000_t75" style="width:381.75pt;height:33.75pt" o:ole="">
             <v:imagedata r:id="rId69" o:title=""/>
           </v:shape>
-          <o:OLEObject Type="Embed" ProgID="Equation.DSMT4" ShapeID="_x0000_i1057" DrawAspect="Content" ObjectID="_1846091166" r:id="rId70"/>
+          <o:OLEObject Type="Embed" ProgID="Equation.DSMT4" ShapeID="_x0000_i1057" DrawAspect="Content" ObjectID="_1850530198" r:id="rId70"/>
         </w:object>
       </w:r>
       <w:r>
@@ -3314,10 +3376,10 @@
           <w:szCs w:val="24"/>
         </w:rPr>
         <w:object w:dxaOrig="1120" w:dyaOrig="320" w14:anchorId="31D7CED7">
-          <v:shape id="_x0000_i1058" type="#_x0000_t75" style="width:55.8pt;height:16.25pt" o:ole="">
+          <v:shape id="_x0000_i1058" type="#_x0000_t75" style="width:55.5pt;height:16.5pt" o:ole="">
             <v:imagedata r:id="rId71" o:title=""/>
           </v:shape>
-          <o:OLEObject Type="Embed" ProgID="Equation.DSMT4" ShapeID="_x0000_i1058" DrawAspect="Content" ObjectID="_1846091167" r:id="rId72"/>
+          <o:OLEObject Type="Embed" ProgID="Equation.DSMT4" ShapeID="_x0000_i1058" DrawAspect="Content" ObjectID="_1850530199" r:id="rId72"/>
         </w:object>
       </w:r>
       <w:r>
@@ -3442,10 +3504,10 @@
           <w:szCs w:val="24"/>
         </w:rPr>
         <w:object w:dxaOrig="2520" w:dyaOrig="440" w14:anchorId="31D7CED8">
-          <v:shape id="_x0000_i1059" type="#_x0000_t75" style="width:126.75pt;height:21.3pt" o:ole="">
+          <v:shape id="_x0000_i1059" type="#_x0000_t75" style="width:126.75pt;height:21pt" o:ole="">
             <v:imagedata r:id="rId73" o:title=""/>
           </v:shape>
-          <o:OLEObject Type="Embed" ProgID="Equation.DSMT4" ShapeID="_x0000_i1059" DrawAspect="Content" ObjectID="_1846091168" r:id="rId74"/>
+          <o:OLEObject Type="Embed" ProgID="Equation.DSMT4" ShapeID="_x0000_i1059" DrawAspect="Content" ObjectID="_1850530200" r:id="rId74"/>
         </w:object>
       </w:r>
       <w:r>
@@ -3486,10 +3548,10 @@
           <w:szCs w:val="24"/>
         </w:rPr>
         <w:object w:dxaOrig="480" w:dyaOrig="320" w14:anchorId="31D7CED9">
-          <v:shape id="_x0000_i1060" type="#_x0000_t75" style="width:23.3pt;height:16.25pt" o:ole="">
+          <v:shape id="_x0000_i1060" type="#_x0000_t75" style="width:23.25pt;height:16.5pt" o:ole="">
             <v:imagedata r:id="rId75" o:title=""/>
           </v:shape>
-          <o:OLEObject Type="Embed" ProgID="Equation.DSMT4" ShapeID="_x0000_i1060" DrawAspect="Content" ObjectID="_1846091169" r:id="rId76"/>
+          <o:OLEObject Type="Embed" ProgID="Equation.DSMT4" ShapeID="_x0000_i1060" DrawAspect="Content" ObjectID="_1850530201" r:id="rId76"/>
         </w:object>
       </w:r>
     </w:p>
@@ -3529,10 +3591,10 @@
           <w:szCs w:val="24"/>
         </w:rPr>
         <w:object w:dxaOrig="2659" w:dyaOrig="440" w14:anchorId="31D7CEDA">
-          <v:shape id="_x0000_i1061" type="#_x0000_t75" style="width:131.9pt;height:21.3pt" o:ole="">
+          <v:shape id="_x0000_i1061" type="#_x0000_t75" style="width:132pt;height:21pt" o:ole="">
             <v:imagedata r:id="rId77" o:title=""/>
           </v:shape>
-          <o:OLEObject Type="Embed" ProgID="Equation.DSMT4" ShapeID="_x0000_i1061" DrawAspect="Content" ObjectID="_1846091170" r:id="rId78"/>
+          <o:OLEObject Type="Embed" ProgID="Equation.DSMT4" ShapeID="_x0000_i1061" DrawAspect="Content" ObjectID="_1850530202" r:id="rId78"/>
         </w:object>
       </w:r>
       <w:r>
@@ -3601,10 +3663,10 @@
           <w:szCs w:val="24"/>
         </w:rPr>
         <w:object w:dxaOrig="480" w:dyaOrig="320" w14:anchorId="31D7CEDB">
-          <v:shape id="_x0000_i1062" type="#_x0000_t75" style="width:23.3pt;height:16.25pt" o:ole="">
+          <v:shape id="_x0000_i1062" type="#_x0000_t75" style="width:23.25pt;height:16.5pt" o:ole="">
             <v:imagedata r:id="rId79" o:title=""/>
           </v:shape>
-          <o:OLEObject Type="Embed" ProgID="Equation.DSMT4" ShapeID="_x0000_i1062" DrawAspect="Content" ObjectID="_1846091171" r:id="rId80"/>
+          <o:OLEObject Type="Embed" ProgID="Equation.DSMT4" ShapeID="_x0000_i1062" DrawAspect="Content" ObjectID="_1850530203" r:id="rId80"/>
         </w:object>
       </w:r>
       <w:r>
@@ -3651,10 +3713,10 @@
           <w:szCs w:val="24"/>
         </w:rPr>
         <w:object w:dxaOrig="9220" w:dyaOrig="740" w14:anchorId="31D7CEDC">
-          <v:shape id="_x0000_i1063" type="#_x0000_t75" style="width:462.4pt;height:37.5pt" o:ole="">
+          <v:shape id="_x0000_i1063" type="#_x0000_t75" style="width:462.75pt;height:37.5pt" o:ole="">
             <v:imagedata r:id="rId81" o:title=""/>
           </v:shape>
-          <o:OLEObject Type="Embed" ProgID="Equation.DSMT4" ShapeID="_x0000_i1063" DrawAspect="Content" ObjectID="_1846091172" r:id="rId82"/>
+          <o:OLEObject Type="Embed" ProgID="Equation.DSMT4" ShapeID="_x0000_i1063" DrawAspect="Content" ObjectID="_1850530204" r:id="rId82"/>
         </w:object>
       </w:r>
       <w:r>
@@ -3673,10 +3735,10 @@
           <w:szCs w:val="24"/>
         </w:rPr>
         <w:object w:dxaOrig="840" w:dyaOrig="320" w14:anchorId="31D7CEDD">
-          <v:shape id="_x0000_i1064" type="#_x0000_t75" style="width:41.6pt;height:16.25pt" o:ole="">
+          <v:shape id="_x0000_i1064" type="#_x0000_t75" style="width:41.25pt;height:16.5pt" o:ole="">
             <v:imagedata r:id="rId50" o:title=""/>
           </v:shape>
-          <o:OLEObject Type="Embed" ProgID="Equation.DSMT4" ShapeID="_x0000_i1064" DrawAspect="Content" ObjectID="_1846091173" r:id="rId83"/>
+          <o:OLEObject Type="Embed" ProgID="Equation.DSMT4" ShapeID="_x0000_i1064" DrawAspect="Content" ObjectID="_1850530205" r:id="rId83"/>
         </w:object>
       </w:r>
       <w:r>
@@ -3754,10 +3816,10 @@
           <w:szCs w:val="24"/>
         </w:rPr>
         <w:object w:dxaOrig="859" w:dyaOrig="680" w14:anchorId="31D7CEDE">
-          <v:shape id="_x0000_i1065" type="#_x0000_t75" style="width:42.6pt;height:33.45pt" o:ole="">
+          <v:shape id="_x0000_i1065" type="#_x0000_t75" style="width:42.75pt;height:33.75pt" o:ole="">
             <v:imagedata r:id="rId84" o:title=""/>
           </v:shape>
-          <o:OLEObject Type="Embed" ProgID="Equation.DSMT4" ShapeID="_x0000_i1065" DrawAspect="Content" ObjectID="_1846091174" r:id="rId85"/>
+          <o:OLEObject Type="Embed" ProgID="Equation.DSMT4" ShapeID="_x0000_i1065" DrawAspect="Content" ObjectID="_1850530206" r:id="rId85"/>
         </w:object>
       </w:r>
       <w:r>
@@ -3795,10 +3857,10 @@
           <w:szCs w:val="24"/>
         </w:rPr>
         <w:object w:dxaOrig="1719" w:dyaOrig="680" w14:anchorId="31D7CEDF">
-          <v:shape id="_x0000_i1066" type="#_x0000_t75" style="width:87.25pt;height:33.45pt" o:ole="">
+          <v:shape id="_x0000_i1066" type="#_x0000_t75" style="width:87pt;height:33.75pt" o:ole="">
             <v:imagedata r:id="rId86" o:title=""/>
           </v:shape>
-          <o:OLEObject Type="Embed" ProgID="Equation.DSMT4" ShapeID="_x0000_i1066" DrawAspect="Content" ObjectID="_1846091175" r:id="rId87"/>
+          <o:OLEObject Type="Embed" ProgID="Equation.DSMT4" ShapeID="_x0000_i1066" DrawAspect="Content" ObjectID="_1850530207" r:id="rId87"/>
         </w:object>
       </w:r>
       <w:r>
@@ -3817,10 +3879,10 @@
           <w:szCs w:val="24"/>
         </w:rPr>
         <w:object w:dxaOrig="2940" w:dyaOrig="680" w14:anchorId="31D7CEE0">
-          <v:shape id="_x0000_i1067" type="#_x0000_t75" style="width:147pt;height:33.45pt" o:ole="">
+          <v:shape id="_x0000_i1067" type="#_x0000_t75" style="width:147pt;height:33.75pt" o:ole="">
             <v:imagedata r:id="rId88" o:title=""/>
           </v:shape>
-          <o:OLEObject Type="Embed" ProgID="Equation.DSMT4" ShapeID="_x0000_i1067" DrawAspect="Content" ObjectID="_1846091176" r:id="rId89"/>
+          <o:OLEObject Type="Embed" ProgID="Equation.DSMT4" ShapeID="_x0000_i1067" DrawAspect="Content" ObjectID="_1850530208" r:id="rId89"/>
         </w:object>
       </w:r>
       <w:r>
@@ -3839,10 +3901,10 @@
           <w:szCs w:val="24"/>
         </w:rPr>
         <w:object w:dxaOrig="2220" w:dyaOrig="620" w14:anchorId="31D7CEE1">
-          <v:shape id="_x0000_i1068" type="#_x0000_t75" style="width:109.45pt;height:31.45pt" o:ole="">
+          <v:shape id="_x0000_i1068" type="#_x0000_t75" style="width:109.5pt;height:31.5pt" o:ole="">
             <v:imagedata r:id="rId90" o:title=""/>
           </v:shape>
-          <o:OLEObject Type="Embed" ProgID="Equation.DSMT4" ShapeID="_x0000_i1068" DrawAspect="Content" ObjectID="_1846091177" r:id="rId91"/>
+          <o:OLEObject Type="Embed" ProgID="Equation.DSMT4" ShapeID="_x0000_i1068" DrawAspect="Content" ObjectID="_1850530209" r:id="rId91"/>
         </w:object>
       </w:r>
       <w:r>
@@ -4001,10 +4063,10 @@
                 <w:szCs w:val="24"/>
               </w:rPr>
               <w:object w:dxaOrig="1120" w:dyaOrig="320" w14:anchorId="31D7CEE2">
-                <v:shape id="_x0000_i1069" type="#_x0000_t75" style="width:55.8pt;height:16.25pt" o:ole="">
+                <v:shape id="_x0000_i1069" type="#_x0000_t75" style="width:55.5pt;height:16.5pt" o:ole="">
                   <v:imagedata r:id="rId92" o:title=""/>
                 </v:shape>
-                <o:OLEObject Type="Embed" ProgID="Equation.DSMT4" ShapeID="_x0000_i1069" DrawAspect="Content" ObjectID="_1846091178" r:id="rId93"/>
+                <o:OLEObject Type="Embed" ProgID="Equation.DSMT4" ShapeID="_x0000_i1069" DrawAspect="Content" ObjectID="_1850530210" r:id="rId93"/>
               </w:object>
             </w:r>
             <w:r>
@@ -4023,10 +4085,10 @@
                 <w:szCs w:val="24"/>
               </w:rPr>
               <w:object w:dxaOrig="1120" w:dyaOrig="320" w14:anchorId="31D7CEE3">
-                <v:shape id="_x0000_i1070" type="#_x0000_t75" style="width:55.8pt;height:16.25pt" o:ole="">
+                <v:shape id="_x0000_i1070" type="#_x0000_t75" style="width:55.5pt;height:16.5pt" o:ole="">
                   <v:imagedata r:id="rId94" o:title=""/>
                 </v:shape>
-                <o:OLEObject Type="Embed" ProgID="Equation.DSMT4" ShapeID="_x0000_i1070" DrawAspect="Content" ObjectID="_1846091179" r:id="rId95"/>
+                <o:OLEObject Type="Embed" ProgID="Equation.DSMT4" ShapeID="_x0000_i1070" DrawAspect="Content" ObjectID="_1850530211" r:id="rId95"/>
               </w:object>
             </w:r>
             <w:r>
@@ -4062,10 +4124,10 @@
                 <w:szCs w:val="24"/>
               </w:rPr>
               <w:object w:dxaOrig="1100" w:dyaOrig="320" w14:anchorId="31D7CEE4">
-                <v:shape id="_x0000_i1071" type="#_x0000_t75" style="width:55.75pt;height:16.25pt" o:ole="">
+                <v:shape id="_x0000_i1071" type="#_x0000_t75" style="width:55.5pt;height:16.5pt" o:ole="">
                   <v:imagedata r:id="rId96" o:title=""/>
                 </v:shape>
-                <o:OLEObject Type="Embed" ProgID="Equation.DSMT4" ShapeID="_x0000_i1071" DrawAspect="Content" ObjectID="_1846091180" r:id="rId97"/>
+                <o:OLEObject Type="Embed" ProgID="Equation.DSMT4" ShapeID="_x0000_i1071" DrawAspect="Content" ObjectID="_1850530212" r:id="rId97"/>
               </w:object>
             </w:r>
             <w:r>
@@ -4099,10 +4161,10 @@
                 <w:szCs w:val="24"/>
               </w:rPr>
               <w:object w:dxaOrig="3019" w:dyaOrig="620" w14:anchorId="31D7CEE5">
-                <v:shape id="_x0000_i1072" type="#_x0000_t75" style="width:150.05pt;height:31.45pt" o:ole="">
+                <v:shape id="_x0000_i1072" type="#_x0000_t75" style="width:150pt;height:31.5pt" o:ole="">
                   <v:imagedata r:id="rId98" o:title=""/>
                 </v:shape>
-                <o:OLEObject Type="Embed" ProgID="Equation.DSMT4" ShapeID="_x0000_i1072" DrawAspect="Content" ObjectID="_1846091181" r:id="rId99"/>
+                <o:OLEObject Type="Embed" ProgID="Equation.DSMT4" ShapeID="_x0000_i1072" DrawAspect="Content" ObjectID="_1850530213" r:id="rId99"/>
               </w:object>
             </w:r>
             <w:r>
@@ -4136,10 +4198,10 @@
                 <w:szCs w:val="24"/>
               </w:rPr>
               <w:object w:dxaOrig="1920" w:dyaOrig="620" w14:anchorId="31D7CEE6">
-                <v:shape id="_x0000_i1073" type="#_x0000_t75" style="width:95.35pt;height:31.45pt" o:ole="">
+                <v:shape id="_x0000_i1073" type="#_x0000_t75" style="width:95.25pt;height:31.5pt" o:ole="">
                   <v:imagedata r:id="rId100" o:title=""/>
                 </v:shape>
-                <o:OLEObject Type="Embed" ProgID="Equation.DSMT4" ShapeID="_x0000_i1073" DrawAspect="Content" ObjectID="_1846091182" r:id="rId101"/>
+                <o:OLEObject Type="Embed" ProgID="Equation.DSMT4" ShapeID="_x0000_i1073" DrawAspect="Content" ObjectID="_1850530214" r:id="rId101"/>
               </w:object>
             </w:r>
             <w:r>
@@ -4173,10 +4235,10 @@
                 <w:szCs w:val="24"/>
               </w:rPr>
               <w:object w:dxaOrig="3840" w:dyaOrig="620" w14:anchorId="31D7CEE7">
-                <v:shape id="_x0000_i1074" type="#_x0000_t75" style="width:190.65pt;height:31.45pt" o:ole="">
+                <v:shape id="_x0000_i1074" type="#_x0000_t75" style="width:190.5pt;height:31.5pt" o:ole="">
                   <v:imagedata r:id="rId102" o:title=""/>
                 </v:shape>
-                <o:OLEObject Type="Embed" ProgID="Equation.DSMT4" ShapeID="_x0000_i1074" DrawAspect="Content" ObjectID="_1846091183" r:id="rId103"/>
+                <o:OLEObject Type="Embed" ProgID="Equation.DSMT4" ShapeID="_x0000_i1074" DrawAspect="Content" ObjectID="_1850530215" r:id="rId103"/>
               </w:object>
             </w:r>
           </w:p>
@@ -4202,10 +4264,10 @@
                 <w:szCs w:val="24"/>
               </w:rPr>
               <w:object w:dxaOrig="4000" w:dyaOrig="620" w14:anchorId="31D7CEE8">
-                <v:shape id="_x0000_i1075" type="#_x0000_t75" style="width:199.8pt;height:31.45pt" o:ole="">
+                <v:shape id="_x0000_i1075" type="#_x0000_t75" style="width:199.5pt;height:31.5pt" o:ole="">
                   <v:imagedata r:id="rId104" o:title=""/>
                 </v:shape>
-                <o:OLEObject Type="Embed" ProgID="Equation.DSMT4" ShapeID="_x0000_i1075" DrawAspect="Content" ObjectID="_1846091184" r:id="rId105"/>
+                <o:OLEObject Type="Embed" ProgID="Equation.DSMT4" ShapeID="_x0000_i1075" DrawAspect="Content" ObjectID="_1850530216" r:id="rId105"/>
               </w:object>
             </w:r>
           </w:p>
@@ -4231,10 +4293,10 @@
                 <w:szCs w:val="24"/>
               </w:rPr>
               <w:object w:dxaOrig="4220" w:dyaOrig="620" w14:anchorId="31D7CEE9">
-                <v:shape id="_x0000_i1076" type="#_x0000_t75" style="width:211pt;height:31.45pt" o:ole="">
+                <v:shape id="_x0000_i1076" type="#_x0000_t75" style="width:210.75pt;height:31.5pt" o:ole="">
                   <v:imagedata r:id="rId106" o:title=""/>
                 </v:shape>
-                <o:OLEObject Type="Embed" ProgID="Equation.DSMT4" ShapeID="_x0000_i1076" DrawAspect="Content" ObjectID="_1846091185" r:id="rId107"/>
+                <o:OLEObject Type="Embed" ProgID="Equation.DSMT4" ShapeID="_x0000_i1076" DrawAspect="Content" ObjectID="_1850530217" r:id="rId107"/>
               </w:object>
             </w:r>
           </w:p>
@@ -4260,10 +4322,10 @@
                 <w:szCs w:val="24"/>
               </w:rPr>
               <w:object w:dxaOrig="3000" w:dyaOrig="620" w14:anchorId="31D7CEEA">
-                <v:shape id="_x0000_i1077" type="#_x0000_t75" style="width:150.15pt;height:31.45pt" o:ole="">
+                <v:shape id="_x0000_i1077" type="#_x0000_t75" style="width:150pt;height:31.5pt" o:ole="">
                   <v:imagedata r:id="rId108" o:title=""/>
                 </v:shape>
-                <o:OLEObject Type="Embed" ProgID="Equation.DSMT4" ShapeID="_x0000_i1077" DrawAspect="Content" ObjectID="_1846091186" r:id="rId109"/>
+                <o:OLEObject Type="Embed" ProgID="Equation.DSMT4" ShapeID="_x0000_i1077" DrawAspect="Content" ObjectID="_1850530218" r:id="rId109"/>
               </w:object>
             </w:r>
           </w:p>
@@ -4442,10 +4504,10 @@
                 <w:szCs w:val="24"/>
               </w:rPr>
               <w:object w:dxaOrig="420" w:dyaOrig="320" w14:anchorId="31D7CEEB">
-                <v:shape id="_x0000_i1078" type="#_x0000_t75" style="width:21.3pt;height:16.25pt" o:ole="">
+                <v:shape id="_x0000_i1078" type="#_x0000_t75" style="width:21pt;height:16.5pt" o:ole="">
                   <v:imagedata r:id="rId110" o:title=""/>
                 </v:shape>
-                <o:OLEObject Type="Embed" ProgID="Equation.DSMT4" ShapeID="_x0000_i1078" DrawAspect="Content" ObjectID="_1846091187" r:id="rId111"/>
+                <o:OLEObject Type="Embed" ProgID="Equation.DSMT4" ShapeID="_x0000_i1078" DrawAspect="Content" ObjectID="_1850530219" r:id="rId111"/>
               </w:object>
             </w:r>
             <w:r>
@@ -4464,10 +4526,10 @@
                 <w:szCs w:val="24"/>
               </w:rPr>
               <w:object w:dxaOrig="560" w:dyaOrig="400" w14:anchorId="31D7CEEC">
-                <v:shape id="_x0000_i1079" type="#_x0000_t75" style="width:28.4pt;height:19.25pt" o:ole="">
+                <v:shape id="_x0000_i1079" type="#_x0000_t75" style="width:28.5pt;height:19.5pt" o:ole="">
                   <v:imagedata r:id="rId112" o:title=""/>
                 </v:shape>
-                <o:OLEObject Type="Embed" ProgID="Equation.DSMT4" ShapeID="_x0000_i1079" DrawAspect="Content" ObjectID="_1846091188" r:id="rId113"/>
+                <o:OLEObject Type="Embed" ProgID="Equation.DSMT4" ShapeID="_x0000_i1079" DrawAspect="Content" ObjectID="_1850530220" r:id="rId113"/>
               </w:object>
             </w:r>
             <w:r>
@@ -4514,10 +4576,10 @@
                 <w:szCs w:val="24"/>
               </w:rPr>
               <w:object w:dxaOrig="1300" w:dyaOrig="320" w14:anchorId="31D7CEED">
-                <v:shape id="_x0000_i1080" type="#_x0000_t75" style="width:64.85pt;height:16.25pt" o:ole="">
+                <v:shape id="_x0000_i1080" type="#_x0000_t75" style="width:64.5pt;height:16.5pt" o:ole="">
                   <v:imagedata r:id="rId114" o:title=""/>
                 </v:shape>
-                <o:OLEObject Type="Embed" ProgID="Equation.DSMT4" ShapeID="_x0000_i1080" DrawAspect="Content" ObjectID="_1846091189" r:id="rId115"/>
+                <o:OLEObject Type="Embed" ProgID="Equation.DSMT4" ShapeID="_x0000_i1080" DrawAspect="Content" ObjectID="_1850530221" r:id="rId115"/>
               </w:object>
             </w:r>
           </w:p>
@@ -4557,10 +4619,10 @@
                 <w:szCs w:val="24"/>
               </w:rPr>
               <w:object w:dxaOrig="420" w:dyaOrig="320" w14:anchorId="31D7CEEE">
-                <v:shape id="_x0000_i1081" type="#_x0000_t75" style="width:21.3pt;height:16.25pt" o:ole="">
+                <v:shape id="_x0000_i1081" type="#_x0000_t75" style="width:21pt;height:16.5pt" o:ole="">
                   <v:imagedata r:id="rId110" o:title=""/>
                 </v:shape>
-                <o:OLEObject Type="Embed" ProgID="Equation.DSMT4" ShapeID="_x0000_i1081" DrawAspect="Content" ObjectID="_1846091190" r:id="rId116"/>
+                <o:OLEObject Type="Embed" ProgID="Equation.DSMT4" ShapeID="_x0000_i1081" DrawAspect="Content" ObjectID="_1850530222" r:id="rId116"/>
               </w:object>
             </w:r>
             <w:r>
@@ -4579,10 +4641,10 @@
                 <w:szCs w:val="24"/>
               </w:rPr>
               <w:object w:dxaOrig="480" w:dyaOrig="320" w14:anchorId="31D7CEEF">
-                <v:shape id="_x0000_i1082" type="#_x0000_t75" style="width:23.3pt;height:16.25pt" o:ole="">
+                <v:shape id="_x0000_i1082" type="#_x0000_t75" style="width:23.25pt;height:16.5pt" o:ole="">
                   <v:imagedata r:id="rId117" o:title=""/>
                 </v:shape>
-                <o:OLEObject Type="Embed" ProgID="Equation.DSMT4" ShapeID="_x0000_i1082" DrawAspect="Content" ObjectID="_1846091191" r:id="rId118"/>
+                <o:OLEObject Type="Embed" ProgID="Equation.DSMT4" ShapeID="_x0000_i1082" DrawAspect="Content" ObjectID="_1850530223" r:id="rId118"/>
               </w:object>
             </w:r>
             <w:r>
@@ -4808,10 +4870,10 @@
           <w:szCs w:val="24"/>
         </w:rPr>
         <w:object w:dxaOrig="3519" w:dyaOrig="1280" w14:anchorId="31D7CEF2">
-          <v:shape id="_x0000_i1083" type="#_x0000_t75" style="width:176.5pt;height:64.9pt" o:ole="">
+          <v:shape id="_x0000_i1083" type="#_x0000_t75" style="width:176.25pt;height:65.25pt" o:ole="">
             <v:imagedata r:id="rId120" o:title=""/>
           </v:shape>
-          <o:OLEObject Type="Embed" ProgID="Equation.DSMT4" ShapeID="_x0000_i1083" DrawAspect="Content" ObjectID="_1846091192" r:id="rId121"/>
+          <o:OLEObject Type="Embed" ProgID="Equation.DSMT4" ShapeID="_x0000_i1083" DrawAspect="Content" ObjectID="_1850530224" r:id="rId121"/>
         </w:object>
       </w:r>
       <w:r>
@@ -4849,10 +4911,10 @@
           <w:szCs w:val="24"/>
         </w:rPr>
         <w:object w:dxaOrig="639" w:dyaOrig="440" w14:anchorId="31D7CEF3">
-          <v:shape id="_x0000_i1084" type="#_x0000_t75" style="width:33.45pt;height:21.3pt" o:ole="">
+          <v:shape id="_x0000_i1084" type="#_x0000_t75" style="width:33.75pt;height:21pt" o:ole="">
             <v:imagedata r:id="rId122" o:title=""/>
           </v:shape>
-          <o:OLEObject Type="Embed" ProgID="Equation.DSMT4" ShapeID="_x0000_i1084" DrawAspect="Content" ObjectID="_1846091193" r:id="rId123"/>
+          <o:OLEObject Type="Embed" ProgID="Equation.DSMT4" ShapeID="_x0000_i1084" DrawAspect="Content" ObjectID="_1850530225" r:id="rId123"/>
         </w:object>
       </w:r>
       <w:r>
@@ -4897,10 +4959,10 @@
           <w:szCs w:val="24"/>
         </w:rPr>
         <w:object w:dxaOrig="1980" w:dyaOrig="760" w14:anchorId="31D7CEF4">
-          <v:shape id="_x0000_i1085" type="#_x0000_t75" style="width:99.4pt;height:37.5pt" o:ole="">
+          <v:shape id="_x0000_i1085" type="#_x0000_t75" style="width:99.75pt;height:37.5pt" o:ole="">
             <v:imagedata r:id="rId124" o:title=""/>
           </v:shape>
-          <o:OLEObject Type="Embed" ProgID="Equation.DSMT4" ShapeID="_x0000_i1085" DrawAspect="Content" ObjectID="_1846091194" r:id="rId125"/>
+          <o:OLEObject Type="Embed" ProgID="Equation.DSMT4" ShapeID="_x0000_i1085" DrawAspect="Content" ObjectID="_1850530226" r:id="rId125"/>
         </w:object>
       </w:r>
     </w:p>
@@ -5029,10 +5091,10 @@
                 <w:szCs w:val="24"/>
               </w:rPr>
               <w:object w:dxaOrig="2240" w:dyaOrig="400" w14:anchorId="31D7CEF5">
-                <v:shape id="_x0000_i1086" type="#_x0000_t75" style="width:112.55pt;height:19.25pt" o:ole="">
+                <v:shape id="_x0000_i1086" type="#_x0000_t75" style="width:112.5pt;height:19.5pt" o:ole="">
                   <v:imagedata r:id="rId126" o:title=""/>
                 </v:shape>
-                <o:OLEObject Type="Embed" ProgID="Equation.DSMT4" ShapeID="_x0000_i1086" DrawAspect="Content" ObjectID="_1846091195" r:id="rId127"/>
+                <o:OLEObject Type="Embed" ProgID="Equation.DSMT4" ShapeID="_x0000_i1086" DrawAspect="Content" ObjectID="_1850530227" r:id="rId127"/>
               </w:object>
             </w:r>
             <w:r>
@@ -5051,10 +5113,10 @@
                 <w:szCs w:val="24"/>
               </w:rPr>
               <w:object w:dxaOrig="3660" w:dyaOrig="760" w14:anchorId="31D7CEF6">
-                <v:shape id="_x0000_i1087" type="#_x0000_t75" style="width:182.65pt;height:38.55pt" o:ole="">
+                <v:shape id="_x0000_i1087" type="#_x0000_t75" style="width:183pt;height:38.25pt" o:ole="">
                   <v:imagedata r:id="rId128" o:title=""/>
                 </v:shape>
-                <o:OLEObject Type="Embed" ProgID="Equation.DSMT4" ShapeID="_x0000_i1087" DrawAspect="Content" ObjectID="_1846091196" r:id="rId129"/>
+                <o:OLEObject Type="Embed" ProgID="Equation.DSMT4" ShapeID="_x0000_i1087" DrawAspect="Content" ObjectID="_1850530228" r:id="rId129"/>
               </w:object>
             </w:r>
             <w:r>
@@ -5168,10 +5230,10 @@
           <w:szCs w:val="24"/>
         </w:rPr>
         <w:object w:dxaOrig="3860" w:dyaOrig="680" w14:anchorId="31D7CEF7">
-          <v:shape id="_x0000_i1088" type="#_x0000_t75" style="width:192.6pt;height:33.45pt" o:ole="">
+          <v:shape id="_x0000_i1088" type="#_x0000_t75" style="width:192.75pt;height:33.75pt" o:ole="">
             <v:imagedata r:id="rId130" o:title=""/>
           </v:shape>
-          <o:OLEObject Type="Embed" ProgID="Equation.DSMT4" ShapeID="_x0000_i1088" DrawAspect="Content" ObjectID="_1846091197" r:id="rId131"/>
+          <o:OLEObject Type="Embed" ProgID="Equation.DSMT4" ShapeID="_x0000_i1088" DrawAspect="Content" ObjectID="_1850530229" r:id="rId131"/>
         </w:object>
       </w:r>
       <w:r>
@@ -5190,10 +5252,10 @@
           <w:szCs w:val="24"/>
         </w:rPr>
         <w:object w:dxaOrig="859" w:dyaOrig="920" w14:anchorId="31D7CEF8">
-          <v:shape id="_x0000_i1089" type="#_x0000_t75" style="width:42.6pt;height:46.65pt" o:ole="">
+          <v:shape id="_x0000_i1089" type="#_x0000_t75" style="width:42.75pt;height:46.5pt" o:ole="">
             <v:imagedata r:id="rId132" o:title=""/>
           </v:shape>
-          <o:OLEObject Type="Embed" ProgID="Equation.DSMT4" ShapeID="_x0000_i1089" DrawAspect="Content" ObjectID="_1846091198" r:id="rId133"/>
+          <o:OLEObject Type="Embed" ProgID="Equation.DSMT4" ShapeID="_x0000_i1089" DrawAspect="Content" ObjectID="_1850530230" r:id="rId133"/>
         </w:object>
       </w:r>
       <w:r>
@@ -5238,14 +5300,14 @@
       <w:r>
         <w:rPr>
           <w:rFonts w:cs="Times New Roman"/>
-          <w:position w:val="-164"/>
-          <w:szCs w:val="24"/>
-        </w:rPr>
-        <w:object w:dxaOrig="9880" w:dyaOrig="3400" w14:anchorId="31D7CEF9">
-          <v:shape id="_x0000_i1090" type="#_x0000_t75" style="width:494pt;height:169.3pt" o:ole="">
+          <w:position w:val="-146"/>
+          <w:szCs w:val="24"/>
+        </w:rPr>
+        <w:object w:dxaOrig="9880" w:dyaOrig="3820" w14:anchorId="31D7CEF9">
+          <v:shape id="_x0000_i1113" type="#_x0000_t75" style="width:494.25pt;height:190.5pt" o:ole="">
             <v:imagedata r:id="rId134" o:title=""/>
           </v:shape>
-          <o:OLEObject Type="Embed" ProgID="Equation.DSMT4" ShapeID="_x0000_i1090" DrawAspect="Content" ObjectID="_1846091199" r:id="rId135"/>
+          <o:OLEObject Type="Embed" ProgID="Equation.DSMT4" ShapeID="_x0000_i1113" DrawAspect="Content" ObjectID="_1850530231" r:id="rId135"/>
         </w:object>
       </w:r>
     </w:p>
@@ -5253,22 +5315,7 @@
       <w:pPr>
         <w:rPr>
           <w:rFonts w:cs="Times New Roman"/>
-          <w:szCs w:val="24"/>
-        </w:rPr>
-      </w:pPr>
-    </w:p>
-    <w:p>
-      <w:pPr>
-        <w:rPr>
-          <w:rFonts w:cs="Times New Roman"/>
-          <w:szCs w:val="24"/>
-        </w:rPr>
-      </w:pPr>
-    </w:p>
-    <w:p>
-      <w:pPr>
-        <w:rPr>
-          <w:rFonts w:cs="Times New Roman"/>
+          <w:i/>
         </w:rPr>
       </w:pPr>
       <w:r>
@@ -5294,8 +5341,343 @@
         <w:t>.</w:t>
       </w:r>
     </w:p>
+    <w:p>
+      <w:pPr>
+        <w:rPr>
+          <w:rFonts w:cs="Times New Roman"/>
+          <w:szCs w:val="24"/>
+        </w:rPr>
+      </w:pPr>
+      <w:r>
+        <w:rPr>
+          <w:rFonts w:cs="Times New Roman"/>
+          <w:b/>
+          <w:bCs/>
+          <w:iCs/>
+          <w:u w:val="single"/>
+        </w:rPr>
+        <w:lastRenderedPageBreak/>
+        <w:t>Example 4:</w:t>
+      </w:r>
+      <w:r>
+        <w:rPr>
+          <w:rFonts w:cs="Times New Roman"/>
+          <w:iCs/>
+        </w:rPr>
+        <w:t xml:space="preserve">  </w:t>
+      </w:r>
+      <w:r>
+        <w:rPr>
+          <w:rFonts w:cs="Times New Roman"/>
+          <w:szCs w:val="24"/>
+        </w:rPr>
+        <w:t xml:space="preserve">Suppose </w:t>
+      </w:r>
+      <w:r>
+        <w:rPr>
+          <w:rFonts w:cs="Times New Roman"/>
+          <w:position w:val="-28"/>
+          <w:szCs w:val="24"/>
+        </w:rPr>
+        <w:object w:dxaOrig="3860" w:dyaOrig="680" w14:anchorId="5D739E95">
+          <v:shape id="_x0000_i1097" type="#_x0000_t75" style="width:192.75pt;height:33.75pt" o:ole="">
+            <v:imagedata r:id="rId130" o:title=""/>
+          </v:shape>
+          <o:OLEObject Type="Embed" ProgID="Equation.DSMT4" ShapeID="_x0000_i1097" DrawAspect="Content" ObjectID="_1850530232" r:id="rId136"/>
+        </w:object>
+      </w:r>
+      <w:r>
+        <w:rPr>
+          <w:rFonts w:cs="Times New Roman"/>
+          <w:szCs w:val="24"/>
+        </w:rPr>
+        <w:t xml:space="preserve">.  Find </w:t>
+      </w:r>
+      <w:r>
+        <w:rPr>
+          <w:rFonts w:cs="Times New Roman"/>
+          <w:position w:val="-16"/>
+          <w:szCs w:val="24"/>
+        </w:rPr>
+        <w:object w:dxaOrig="840" w:dyaOrig="440" w14:anchorId="3797934B">
+          <v:shape id="_x0000_i1102" type="#_x0000_t75" style="width:42pt;height:22.5pt" o:ole="">
+            <v:imagedata r:id="rId137" o:title=""/>
+          </v:shape>
+          <o:OLEObject Type="Embed" ProgID="Equation.DSMT4" ShapeID="_x0000_i1102" DrawAspect="Content" ObjectID="_1850530233" r:id="rId138"/>
+        </w:object>
+      </w:r>
+      <w:r>
+        <w:rPr>
+          <w:rFonts w:cs="Times New Roman"/>
+          <w:szCs w:val="24"/>
+        </w:rPr>
+        <w:t>.</w:t>
+      </w:r>
+    </w:p>
+    <w:p>
+      <w:pPr>
+        <w:rPr>
+          <w:rFonts w:cs="Times New Roman"/>
+          <w:szCs w:val="24"/>
+        </w:rPr>
+      </w:pPr>
+    </w:p>
+    <w:p>
+      <w:pPr>
+        <w:rPr>
+          <w:rFonts w:cs="Times New Roman"/>
+          <w:szCs w:val="24"/>
+        </w:rPr>
+      </w:pPr>
+      <w:r>
+        <w:rPr>
+          <w:rFonts w:cs="Times New Roman"/>
+          <w:szCs w:val="24"/>
+        </w:rPr>
+        <w:t xml:space="preserve">We already know </w:t>
+      </w:r>
+      <w:r>
+        <w:rPr>
+          <w:rFonts w:cs="Times New Roman"/>
+          <w:szCs w:val="24"/>
+        </w:rPr>
+        <w:t xml:space="preserve">the antiderivatives of each component </w:t>
+      </w:r>
+      <w:r>
+        <w:rPr>
+          <w:rFonts w:cs="Times New Roman"/>
+          <w:szCs w:val="24"/>
+        </w:rPr>
+        <w:t>from Example 3</w:t>
+      </w:r>
+      <w:r>
+        <w:rPr>
+          <w:rFonts w:cs="Times New Roman"/>
+          <w:szCs w:val="24"/>
+        </w:rPr>
+        <w:t xml:space="preserve">.  So we have that </w:t>
+      </w:r>
+    </w:p>
+    <w:p>
+      <w:pPr>
+        <w:rPr>
+          <w:rFonts w:cs="Times New Roman"/>
+          <w:iCs/>
+        </w:rPr>
+      </w:pPr>
+    </w:p>
+    <w:p>
+      <w:pPr>
+        <w:ind w:firstLine="720"/>
+        <w:rPr>
+          <w:rFonts w:cs="Times New Roman"/>
+          <w:iCs/>
+        </w:rPr>
+      </w:pPr>
+      <w:r>
+        <w:rPr>
+          <w:rFonts w:cs="Times New Roman"/>
+          <w:position w:val="-66"/>
+          <w:szCs w:val="24"/>
+        </w:rPr>
+        <w:object w:dxaOrig="6860" w:dyaOrig="1440" w14:anchorId="7C4BBD13">
+          <v:shape id="_x0000_i1117" type="#_x0000_t75" style="width:340.5pt;height:72.75pt" o:ole="">
+            <v:imagedata r:id="rId139" o:title=""/>
+          </v:shape>
+          <o:OLEObject Type="Embed" ProgID="Equation.DSMT4" ShapeID="_x0000_i1117" DrawAspect="Content" ObjectID="_1850530234" r:id="rId140"/>
+        </w:object>
+      </w:r>
+    </w:p>
+    <w:p>
+      <w:pPr>
+        <w:rPr>
+          <w:rFonts w:cs="Times New Roman"/>
+          <w:szCs w:val="24"/>
+        </w:rPr>
+      </w:pPr>
+    </w:p>
+    <w:p>
+      <w:pPr>
+        <w:rPr>
+          <w:rFonts w:cs="Times New Roman"/>
+          <w:iCs/>
+        </w:rPr>
+      </w:pPr>
+      <w:r>
+        <w:rPr>
+          <w:rFonts w:cs="Times New Roman"/>
+          <w:iCs/>
+        </w:rPr>
+        <w:tab/>
+        <w:t>OR</w:t>
+      </w:r>
+    </w:p>
+    <w:p>
+      <w:pPr>
+        <w:rPr>
+          <w:rFonts w:cs="Times New Roman"/>
+          <w:iCs/>
+        </w:rPr>
+      </w:pPr>
+    </w:p>
+    <w:p>
+      <w:pPr>
+        <w:rPr>
+          <w:rFonts w:cs="Times New Roman"/>
+          <w:iCs/>
+        </w:rPr>
+      </w:pPr>
+      <w:r>
+        <w:rPr>
+          <w:rFonts w:cs="Times New Roman"/>
+          <w:iCs/>
+        </w:rPr>
+        <w:tab/>
+      </w:r>
+      <w:r>
+        <w:rPr>
+          <w:rFonts w:cs="Times New Roman"/>
+          <w:position w:val="-64"/>
+          <w:szCs w:val="24"/>
+        </w:rPr>
+        <w:object w:dxaOrig="5520" w:dyaOrig="1400" w14:anchorId="0F793708">
+          <v:shape id="_x0000_i1126" type="#_x0000_t75" style="width:273.75pt;height:71.25pt" o:ole="">
+            <v:imagedata r:id="rId141" o:title=""/>
+          </v:shape>
+          <o:OLEObject Type="Embed" ProgID="Equation.DSMT4" ShapeID="_x0000_i1126" DrawAspect="Content" ObjectID="_1850530235" r:id="rId142"/>
+        </w:object>
+      </w:r>
+    </w:p>
+    <w:p>
+      <w:pPr>
+        <w:rPr>
+          <w:rFonts w:cs="Times New Roman"/>
+          <w:iCs/>
+        </w:rPr>
+      </w:pPr>
+    </w:p>
+    <w:p>
+      <w:pPr>
+        <w:rPr>
+          <w:rFonts w:cs="Times New Roman"/>
+          <w:iCs/>
+        </w:rPr>
+      </w:pPr>
+      <w:r>
+        <w:rPr>
+          <w:rFonts w:cs="Times New Roman"/>
+          <w:iCs/>
+        </w:rPr>
+        <w:tab/>
+        <w:t xml:space="preserve">Where </w:t>
+      </w:r>
+      <w:r>
+        <w:rPr>
+          <w:rFonts w:cs="Times New Roman"/>
+          <w:iCs/>
+          <w:position w:val="-14"/>
+        </w:rPr>
+        <w:object w:dxaOrig="1540" w:dyaOrig="400" w14:anchorId="56E6CC93">
+          <v:shape id="_x0000_i1131" type="#_x0000_t75" style="width:77.25pt;height:20.25pt" o:ole="">
+            <v:imagedata r:id="rId143" o:title=""/>
+          </v:shape>
+          <o:OLEObject Type="Embed" ProgID="Equation.DSMT4" ShapeID="_x0000_i1131" DrawAspect="Content" ObjectID="_1850530236" r:id="rId144"/>
+        </w:object>
+      </w:r>
+      <w:r>
+        <w:rPr>
+          <w:rFonts w:cs="Times New Roman"/>
+          <w:iCs/>
+        </w:rPr>
+        <w:t xml:space="preserve"> is a constant vector.</w:t>
+      </w:r>
+    </w:p>
+    <w:p>
+      <w:pPr>
+        <w:rPr>
+          <w:rFonts w:cs="Times New Roman"/>
+          <w:iCs/>
+        </w:rPr>
+      </w:pPr>
+    </w:p>
+    <w:p>
+      <w:pPr>
+        <w:rPr>
+          <w:rFonts w:cs="Times New Roman"/>
+          <w:iCs/>
+        </w:rPr>
+      </w:pPr>
+    </w:p>
+    <w:p>
+      <w:pPr>
+        <w:rPr>
+          <w:rFonts w:cs="Times New Roman"/>
+          <w:i/>
+          <w:iCs/>
+        </w:rPr>
+      </w:pPr>
+    </w:p>
+    <w:p>
+      <w:pPr>
+        <w:rPr>
+          <w:rFonts w:cs="Times New Roman"/>
+          <w:i/>
+          <w:iCs/>
+        </w:rPr>
+      </w:pPr>
+    </w:p>
+    <w:p>
+      <w:pPr>
+        <w:rPr>
+          <w:rFonts w:cs="Times New Roman"/>
+          <w:i/>
+          <w:iCs/>
+        </w:rPr>
+      </w:pPr>
+    </w:p>
+    <w:p>
+      <w:pPr>
+        <w:rPr>
+          <w:rFonts w:cs="Times New Roman"/>
+          <w:i/>
+          <w:iCs/>
+        </w:rPr>
+      </w:pPr>
+      <w:r>
+        <w:rPr>
+          <w:rFonts w:cs="Times New Roman"/>
+          <w:i/>
+          <w:iCs/>
+        </w:rPr>
+        <w:t xml:space="preserve">Note:  If we had been given some initial condition regarding the vector-function </w:t>
+      </w:r>
+      <w:r>
+        <w:rPr>
+          <w:rFonts w:cs="Times New Roman"/>
+          <w:i/>
+          <w:iCs/>
+          <w:position w:val="-16"/>
+          <w:szCs w:val="24"/>
+        </w:rPr>
+        <w:object w:dxaOrig="840" w:dyaOrig="440" w14:anchorId="29C30428">
+          <v:shape id="_x0000_i1103" type="#_x0000_t75" style="width:42pt;height:22.5pt" o:ole="">
+            <v:imagedata r:id="rId137" o:title=""/>
+          </v:shape>
+          <o:OLEObject Type="Embed" ProgID="Equation.DSMT4" ShapeID="_x0000_i1103" DrawAspect="Content" ObjectID="_1850530237" r:id="rId145"/>
+        </w:object>
+      </w:r>
+      <w:r>
+        <w:rPr>
+          <w:rFonts w:cs="Times New Roman"/>
+          <w:i/>
+          <w:iCs/>
+          <w:szCs w:val="24"/>
+        </w:rPr>
+        <w:t>, then we could have solved for the values of all the unknown constants.  This is just like initial condition questions from Calculus I.</w:t>
+      </w:r>
+    </w:p>
     <w:sectPr>
-      <w:headerReference w:type="first" r:id="rId136"/>
+      <w:headerReference w:type="first" r:id="rId146"/>
       <w:pgSz w:w="12240" w:h="15840"/>
       <w:pgMar w:top="720" w:right="720" w:bottom="720" w:left="720" w:header="720" w:footer="720" w:gutter="0"/>
       <w:cols w:space="720"/>
